--- a/tests/golden/expected/G-09_spec.docx
+++ b/tests/golden/expected/G-09_spec.docx
@@ -318,6 +318,45 @@
               <ns0:ind ns0:left="360"/>
             </ns0:pPr>
             <ns0:r>
+              <ns0:t>Монтаж и пусконаладка весов</ns0:t>
+            </ns0:r>
+          </ns0:p>
+        </ns0:tc>
+        <ns0:tc>
+          <ns0:tcPr>
+            <ns0:tcW ns0:w="2474" ns0:type="dxa"/>
+            <ns0:vAlign ns0:val="center"/>
+          </ns0:tcPr>
+          <ns0:p ns2:paraId="2C7FCCC7" ns2:textId="77777777" ns0:rsidR="008613D9" ns0:rsidRPr="008B62CE" ns0:rsidRDefault="00E325B7" ns0:rsidP="00E325B7">
+            <ns0:pPr>
+              <ns0:jc ns0:val="center"/>
+              <ns0:rPr>
+                <ns0:bCs/>
+              </ns0:rPr>
+            </ns0:pPr>
+            <ns0:r>
+              <ns0:rPr>
+                <ns0:bCs/>
+              </ns0:rPr>
+              <ns0:t>180 000</ns0:t>
+            </ns0:r>
+          </ns0:p>
+        </ns0:tc>
+      </ns0:tr>
+      <ns0:tr ns0:rsidR="008B62CE" ns0:rsidRPr="008B62CE" ns2:paraId="3DDFAD15" ns2:textId="77777777" ns0:rsidTr="003042EE">
+        <ns0:trPr>
+          <ns0:trHeight ns0:val="705"/>
+        </ns0:trPr>
+        <ns0:tc>
+          <ns0:tcPr>
+            <ns0:tcW ns0:w="7366" ns0:type="dxa"/>
+            <ns0:vAlign ns0:val="center"/>
+          </ns0:tcPr>
+          <ns0:p ns2:paraId="26628472" ns2:textId="77777777" ns0:rsidR="008613D9" ns0:rsidRPr="008B62CE" ns0:rsidRDefault="008613D9" ns0:rsidP="003042EE">
+            <ns0:pPr>
+              <ns0:ind ns0:left="360"/>
+            </ns0:pPr>
+            <ns0:r>
               <ns0:t>Поверка автомобильных весов с доставкой эталонов</ns0:t>
             </ns0:r>
           </ns0:p>
@@ -339,45 +378,6 @@
                 <ns0:bCs/>
               </ns0:rPr>
               <ns0:t>60 000</ns0:t>
-            </ns0:r>
-          </ns0:p>
-        </ns0:tc>
-      </ns0:tr>
-      <ns0:tr ns0:rsidR="008B62CE" ns0:rsidRPr="008B62CE" ns2:paraId="3DDFAD15" ns2:textId="77777777" ns0:rsidTr="003042EE">
-        <ns0:trPr>
-          <ns0:trHeight ns0:val="705"/>
-        </ns0:trPr>
-        <ns0:tc>
-          <ns0:tcPr>
-            <ns0:tcW ns0:w="7366" ns0:type="dxa"/>
-            <ns0:vAlign ns0:val="center"/>
-          </ns0:tcPr>
-          <ns0:p ns2:paraId="26628472" ns2:textId="77777777" ns0:rsidR="008613D9" ns0:rsidRPr="008B62CE" ns0:rsidRDefault="008613D9" ns0:rsidP="003042EE">
-            <ns0:pPr>
-              <ns0:ind ns0:left="360"/>
-            </ns0:pPr>
-            <ns0:r>
-              <ns0:t>Монтаж и пусконаладка весов</ns0:t>
-            </ns0:r>
-          </ns0:p>
-        </ns0:tc>
-        <ns0:tc>
-          <ns0:tcPr>
-            <ns0:tcW ns0:w="2474" ns0:type="dxa"/>
-            <ns0:vAlign ns0:val="center"/>
-          </ns0:tcPr>
-          <ns0:p ns2:paraId="2C7FCCC7" ns2:textId="77777777" ns0:rsidR="008613D9" ns0:rsidRPr="008B62CE" ns0:rsidRDefault="00E325B7" ns0:rsidP="00E325B7">
-            <ns0:pPr>
-              <ns0:jc ns0:val="center"/>
-              <ns0:rPr>
-                <ns0:bCs/>
-              </ns0:rPr>
-            </ns0:pPr>
-            <ns0:r>
-              <ns0:rPr>
-                <ns0:bCs/>
-              </ns0:rPr>
-              <ns0:t>180 000</ns0:t>
             </ns0:r>
           </ns0:p>
         </ns0:tc>
@@ -523,6 +523,11 @@
       </ns0:r>
     </ns0:p>
     <ns0:p>
+      <ns0:r>
+        <ns0:t xml:space="preserve">- монтаж Весов и поверка Весов: в течение 3 (трёх) рабочих дней при условии получения Подрядчиком предоплаты. Выезд строительной и монтажной бригад на Объект работ осуществляется при соблюдении вышеперечисленных условий и получения Подрядчиком письменного уведомления от Заказчика о готовности принять на площадку монтажа специалистов Подрядчика.</ns0:t>
+      </ns0:r>
+    </ns0:p>
+    <ns0:p>
       <ns0:pPr>
         <ns0:jc ns0:val="both"/>
       </ns0:pPr>
@@ -543,7 +548,7 @@
         <ns0:jc ns0:val="both"/>
       </ns0:pPr>
       <ns0:r>
-        <ns0:t xml:space="preserve">6. Заказчик обязуется подготовить ровную площадку (перепад высот не более 10 см на площадку 35м) для изготовления монолитного фундамента Весов, свободную от инженерных коммуникаций, несущая способность грунта – не менее 2 кг/см². В случае перепада высот более 10 см на площадке дополнительные затраты на строительство фундамента оплачиваются по дополнительному соглашению.</ns0:t>
+        <ns0:t xml:space="preserve">6. В случае, если Заказчик письменно не подтверждает готовность принять монтажную бригаду Подрядчика для выполнения работ по монтажу Весов, в сроки, указанные в п.3 настоящей Спецификации, срок исполнения работ, указанный в настоящей Спецификации, сдвигается пропорционально сроку начала работ.</ns0:t>
       </ns0:r>
     </ns0:p>
     <ns0:p>
@@ -551,7 +556,7 @@
         <ns0:jc ns0:val="both"/>
       </ns0:pPr>
       <ns0:r>
-        <ns0:t xml:space="preserve">7. Заказчик предоставляет для настройки Весов короткобазный автомобиль или погрузчик массой не менее 8т перед калибровкой и поверкой Весов. Заказчик предоставляет при необходимости в качестве балласта груженые автомашины массой близкой к max Весов для проведения поверки метрологической службой.</ns0:t>
+        <ns0:t xml:space="preserve">7. Заказчик обязуется подготовить ровную площадку (перепад высот не более 10 см на площадку 35м) для изготовления монолитного фундамента Весов, свободную от инженерных коммуникаций, несущая способность грунта – не менее 2 кг/см². В случае перепада высот более 10 см на площадке дополнительные затраты на строительство фундамента оплачиваются по дополнительному соглашению.</ns0:t>
       </ns0:r>
     </ns0:p>
     <ns0:p>
@@ -559,7 +564,7 @@
         <ns0:jc ns0:val="both"/>
       </ns0:pPr>
       <ns0:r>
-        <ns0:t xml:space="preserve">8. При строительстве фундамента Весов в случае возникновения необходимых дополнительных работ (демонтаж скрытых в земле конструкций/сетей, откачка грунтовых вод из приямка и т.д.), которые изначально было невозможно оценить, выполняются Заказчиком или Подрядчиком за дополнительную плату, которая согласовывается и оплачивается отдельно. Сроки проведения работ при согласовании и проведении дополнительных работ также сдвигаются на время их согласования и выполнения.</ns0:t>
+        <ns0:t xml:space="preserve">8. Заказчик предоставляет Весы на Объект Работ, в непосредственной близости к фундаменту не далее 5 (пяти) метров, к моменту приезда специалистов Подрядчика для выполнения Работ.</ns0:t>
       </ns0:r>
     </ns0:p>
     <ns0:p>
@@ -567,7 +572,7 @@
         <ns0:jc ns0:val="both"/>
       </ns0:pPr>
       <ns0:r>
-        <ns0:t xml:space="preserve">9. В случае, если в ходе выполнения Работ возникнут обстоятельства, нарушающие условия п.п. 6-8 настоящей Спецификации, по ним применяются п.п. 3.2-3.4 Договора.</ns0:t>
+        <ns0:t xml:space="preserve">9. Заказчик предоставляет в период проведения Работ автокран грузоподъёмностью не менее 16 тонн с телескопической стрелой, с оператором (крановщиком) и комплектом грузозахватных приспособлений.</ns0:t>
       </ns0:r>
     </ns0:p>
     <ns0:p>
@@ -575,7 +580,31 @@
         <ns0:jc ns0:val="both"/>
       </ns0:pPr>
       <ns0:r>
-        <ns0:t xml:space="preserve">10. Адрес поставки Весов и выполнения Работ по настоящей Спецификации: Московская обл., г. Люберцы, ул. Заводская, д. 3, стр. 2.</ns0:t>
+        <ns0:t xml:space="preserve">10. Заказчик предоставляет для настройки Весов короткобазный автомобиль или погрузчик массой не менее 8т перед калибровкой и поверкой Весов. Заказчик предоставляет при необходимости в качестве балласта груженые автомашины массой близкой к max Весов для проведения поверки метрологической службой.</ns0:t>
+      </ns0:r>
+    </ns0:p>
+    <ns0:p>
+      <ns0:pPr>
+        <ns0:jc ns0:val="both"/>
+      </ns0:pPr>
+      <ns0:r>
+        <ns0:t xml:space="preserve">11. При строительстве фундамента Весов в случае возникновения необходимых дополнительных работ (демонтаж скрытых в земле конструкций/сетей, откачка грунтовых вод из приямка и т.д.), которые изначально было невозможно оценить, выполняются Заказчиком или Подрядчиком за дополнительную плату, которая согласовывается и оплачивается отдельно. Сроки проведения работ при согласовании и проведении дополнительных работ также сдвигаются на время их согласования и выполнения.</ns0:t>
+      </ns0:r>
+    </ns0:p>
+    <ns0:p>
+      <ns0:pPr>
+        <ns0:jc ns0:val="both"/>
+      </ns0:pPr>
+      <ns0:r>
+        <ns0:t xml:space="preserve">12. В случае, если в ходе выполнения Работ возникнут обстоятельства, нарушающие условия п.п. 7-11 настоящей Спецификации, по ним применяются п.п. 3.2-3.4 Договора.</ns0:t>
+      </ns0:r>
+    </ns0:p>
+    <ns0:p>
+      <ns0:pPr>
+        <ns0:jc ns0:val="both"/>
+      </ns0:pPr>
+      <ns0:r>
+        <ns0:t xml:space="preserve">13. Адрес поставки Весов и выполнения Работ по настоящей Спецификации: Московская обл., г. Люберцы, ул. Заводская, д. 3, стр. 2.</ns0:t>
       </ns0:r>
     </ns0:p>
     <ns0:p ns2:paraId="63EA0E89" ns2:textId="77777777" ns0:rsidR="00800433" ns0:rsidRPr="00AA6499" ns0:rsidRDefault="005E49D1" ns0:rsidP="00800433">
@@ -591,7 +620,7 @@
         <ns0:rPr>
           <ns0:bCs/>
         </ns0:rPr>
-        <ns0:t>11. Технические характеристики весов ВЕСТА-СЛ-60-18</ns0:t>
+        <ns0:t>14. Технические характеристики весов ВЕСТА-СЛ-60-18</ns0:t>
       </ns0:r>
     </ns0:p>
     <ns0:p ns2:paraId="253C8553" ns2:textId="77777777" ns0:rsidR="00143A36" ns0:rsidRPr="00AA6499" ns0:rsidRDefault="00143A36">
@@ -1458,7 +1487,7 @@
         <ns0:rPr>
           <ns0:bCs/>
         </ns0:rPr>
-        <ns0:t>12. Комплект поставки весов ВЕСТА-СЛ-60-18 на единицу продукции</ns0:t>
+        <ns0:t>15. Комплект поставки весов ВЕСТА-СЛ-60-18 на единицу продукции</ns0:t>
       </ns0:r>
     </ns0:p>
     <ns0:p ns2:paraId="48FB434E" ns2:textId="77777777" ns0:rsidR="00DB750F" ns0:rsidRPr="008B62CE" ns0:rsidRDefault="00DB750F" ns0:rsidP="004B7264">

--- a/tests/golden/expected/G-09_spec.docx
+++ b/tests/golden/expected/G-09_spec.docx
@@ -442,7 +442,7 @@
         <ns0:jc ns0:val="both"/>
       </ns0:pPr>
       <ns0:r>
-        <ns0:t>Итого по спецификации: 3 455 972 (три миллиона четыреста пятьдесят пять тысяч девятьсот семьдесят два) рублей, в т.ч. НДС 22%.</ns0:t>
+        <ns0:t>Итого по спецификации: 3 455 972 (три миллиона четыреста пятьдесят пять тысяч девятьсот семьдесят два) рубля, в т.ч. НДС 22%.</ns0:t>
       </ns0:r>
       <ns0:proofErr ns0:type="gramStart"/>
       <ns0:proofErr ns0:type="gramEnd"/>

--- a/tests/golden/expected/G-09_spec.docx
+++ b/tests/golden/expected/G-09_spec.docx
@@ -459,10 +459,6 @@
     <ns0:p ns2:paraId="07B72E84" ns2:textId="77777777" ns0:rsidR="00AF3DD5" ns0:rsidRPr="008B62CE" ns0:rsidRDefault="00AF3DD5" ns0:rsidP="00800433">
       <ns0:pPr>
         <ns0:pStyle ns0:val="af3"/>
-        <ns0:numPr>
-          <ns0:ilvl ns0:val="0"/>
-          <ns0:numId ns0:val="1"/>
-        </ns0:numPr>
       </ns0:pPr>
       <ns0:r>
         <ns0:t xml:space="preserve">2. Порядок оплаты: </ns0:t>
@@ -502,10 +498,6 @@
     <ns0:p ns2:paraId="404456E9" ns2:textId="77777777" ns0:rsidR="008613D9" ns0:rsidRPr="00AA6499" ns0:rsidRDefault="008613D9" ns0:rsidP="00246D4C">
       <ns0:pPr>
         <ns0:pStyle ns0:val="af3"/>
-        <ns0:numPr>
-          <ns0:ilvl ns0:val="0"/>
-          <ns0:numId ns0:val="1"/>
-        </ns0:numPr>
         <ns0:jc ns0:val="both"/>
       </ns0:pPr>
       <ns0:r>

--- a/tests/golden/expected/G-09_spec.docx
+++ b/tests/golden/expected/G-09_spec.docx
@@ -548,7 +548,7 @@
         <ns0:jc ns0:val="both"/>
       </ns0:pPr>
       <ns0:r>
-        <ns0:t xml:space="preserve">7. Заказчик обязуется подготовить ровную площадку (перепад высот не более 10 см на площадку 35м) для изготовления монолитного фундамента Весов, свободную от инженерных коммуникаций, несущая способность грунта – не менее 2 кг/см². В случае перепада высот более 10 см на площадке дополнительные затраты на строительство фундамента оплачиваются по дополнительному соглашению.</ns0:t>
+        <ns0:t xml:space="preserve">7. Заказчик обязуется подготовить ровную площадку (перепад высот не более 10 см на площадке 35 м) для изготовления монолитного фундамента Весов, свободную от инженерных коммуникаций, несущая способность грунта – не менее 2 кг/см². В случае перепада высот более 10 см на площадке дополнительные затраты на строительство фундамента оплачиваются по дополнительному соглашению.</ns0:t>
       </ns0:r>
     </ns0:p>
     <ns0:p>
